--- a/examples/datasets/doc/17-m1.docx
+++ b/examples/datasets/doc/17-m1.docx
@@ -781,7 +781,7 @@
               <a:graphicData uri="http://schemas.openxmlformats.org/drawingml/2006/picture">
                 <pic:pic>
                   <pic:nvPicPr>
-                    <pic:cNvPr descr="/home/gpca/tspredit/examples/datasets/doc/17-m1_files/640515157818e726b55f92ac35f07593330f57bf.png" id="13" name="Picture"/>
+                    <pic:cNvPr descr="C:\Git\cefet-rj-dal\tspredit\examples\datasets\doc\17-m1_files/bfffdbcb70baa1f778f9301294e1a8adc66ca66a.png" id="13" name="Picture"/>
                     <pic:cNvPicPr>
                       <a:picLocks noChangeArrowheads="1" noChangeAspect="1"/>
                     </pic:cNvPicPr>

--- a/examples/datasets/doc/17-m1.docx
+++ b/examples/datasets/doc/17-m1.docx
@@ -781,7 +781,7 @@
               <a:graphicData uri="http://schemas.openxmlformats.org/drawingml/2006/picture">
                 <pic:pic>
                   <pic:nvPicPr>
-                    <pic:cNvPr descr="C:\Git\cefet-rj-dal\tspredit\examples\datasets\doc\17-m1_files/bfffdbcb70baa1f778f9301294e1a8adc66ca66a.png" id="13" name="Picture"/>
+                    <pic:cNvPr descr="C:\Git\dal\tspredit\examples\datasets\doc\17-m1_files/bfffdbcb70baa1f778f9301294e1a8adc66ca66a.png" id="13" name="Picture"/>
                     <pic:cNvPicPr>
                       <a:picLocks noChangeArrowheads="1" noChangeAspect="1"/>
                     </pic:cNvPicPr>

--- a/examples/datasets/doc/17-m1.docx
+++ b/examples/datasets/doc/17-m1.docx
@@ -781,7 +781,7 @@
               <a:graphicData uri="http://schemas.openxmlformats.org/drawingml/2006/picture">
                 <pic:pic>
                   <pic:nvPicPr>
-                    <pic:cNvPr descr="C:\Git\dal\tspredit\examples\datasets\doc\17-m1_files/bfffdbcb70baa1f778f9301294e1a8adc66ca66a.png" id="13" name="Picture"/>
+                    <pic:cNvPr descr="/home/gpca/tspredit/examples/datasets/doc/17-m1_files/640515157818e726b55f92ac35f07593330f57bf.png" id="13" name="Picture"/>
                     <pic:cNvPicPr>
                       <a:picLocks noChangeArrowheads="1" noChangeAspect="1"/>
                     </pic:cNvPicPr>
